--- a/MOBILE APPLICATION development process.docx
+++ b/MOBILE APPLICATION development process.docx
@@ -201,28 +201,24 @@
           <w:r>
             <w:rPr>
               <w:rFonts w:ascii="Times New Roman" w:hAnsi="Times New Roman" w:cs="Times New Roman"/>
-              <w:b/>
-              <w:bCs/>
               <w:noProof/>
               <w:color w:val="000000" w:themeColor="text1"/>
-              <w:sz w:val="36"/>
-              <w:szCs w:val="36"/>
             </w:rPr>
             <mc:AlternateContent>
               <mc:Choice Requires="wps">
                 <w:drawing>
-                  <wp:anchor distT="45720" distB="45720" distL="114300" distR="114300" simplePos="0" relativeHeight="251661312" behindDoc="0" locked="0" layoutInCell="1" allowOverlap="1" wp14:anchorId="360B4CCD" wp14:editId="33341356">
+                  <wp:anchor distT="45720" distB="45720" distL="114300" distR="114300" simplePos="0" relativeHeight="251663360" behindDoc="0" locked="0" layoutInCell="1" allowOverlap="1" wp14:anchorId="3352ED28" wp14:editId="3B3520F3">
                     <wp:simplePos x="0" y="0"/>
-                    <wp:positionH relativeFrom="column">
-                      <wp:posOffset>922020</wp:posOffset>
+                    <wp:positionH relativeFrom="margin">
+                      <wp:align>center</wp:align>
                     </wp:positionH>
                     <wp:positionV relativeFrom="paragraph">
-                      <wp:posOffset>62230</wp:posOffset>
+                      <wp:posOffset>307975</wp:posOffset>
                     </wp:positionV>
-                    <wp:extent cx="3975100" cy="1375410"/>
-                    <wp:effectExtent l="0" t="0" r="25400" b="15240"/>
+                    <wp:extent cx="3768725" cy="1404620"/>
+                    <wp:effectExtent l="0" t="0" r="22225" b="19685"/>
                     <wp:wrapSquare wrapText="bothSides"/>
-                    <wp:docPr id="217" name="Text Box 2"/>
+                    <wp:docPr id="1775867033" name="Text Box 2"/>
                     <wp:cNvGraphicFramePr>
                       <a:graphicFrameLocks xmlns:a="http://schemas.openxmlformats.org/drawingml/2006/main"/>
                     </wp:cNvGraphicFramePr>
@@ -235,7 +231,7 @@
                           <wps:spPr bwMode="auto">
                             <a:xfrm>
                               <a:off x="0" y="0"/>
-                              <a:ext cx="3975100" cy="1375410"/>
+                              <a:ext cx="3768725" cy="1404620"/>
                             </a:xfrm>
                             <a:prstGeom prst="rect">
                               <a:avLst/>
@@ -254,47 +250,25 @@
                           </wps:spPr>
                           <wps:txbx>
                             <w:txbxContent>
-                              <w:sdt>
-                                <w:sdtPr>
+                              <w:p>
+                                <w:pPr>
                                   <w:rPr>
                                     <w:rFonts w:ascii="Times New Roman" w:hAnsi="Times New Roman" w:cs="Times New Roman"/>
-                                    <w:color w:val="000000" w:themeColor="text1"/>
                                     <w:sz w:val="28"/>
                                     <w:szCs w:val="28"/>
+                                    <w:lang w:val="en-US"/>
                                   </w:rPr>
-                                  <w:alias w:val="Subtitle"/>
-                                  <w:tag w:val=""/>
-                                  <w:id w:val="-1741173274"/>
-                                  <w:placeholder>
-                                    <w:docPart w:val="6310BA0990CB4D7BA9B4D52B34060A23"/>
-                                  </w:placeholder>
-                                  <w:dataBinding w:prefixMappings="xmlns:ns0='http://purl.org/dc/elements/1.1/' xmlns:ns1='http://schemas.openxmlformats.org/package/2006/metadata/core-properties' " w:xpath="/ns1:coreProperties[1]/ns0:subject[1]" w:storeItemID="{6C3C8BC8-F283-45AE-878A-BAB7291924A1}"/>
-                                  <w:text/>
-                                </w:sdtPr>
-                                <w:sdtContent>
-                                  <w:p>
-                                    <w:pPr>
-                                      <w:pStyle w:val="NoSpacing"/>
-                                      <w:spacing w:line="360" w:lineRule="auto"/>
-                                      <w:rPr>
-                                        <w:rFonts w:ascii="Times New Roman" w:hAnsi="Times New Roman" w:cs="Times New Roman"/>
-                                        <w:color w:val="000000" w:themeColor="text1"/>
-                                        <w:sz w:val="28"/>
-                                        <w:szCs w:val="28"/>
-                                      </w:rPr>
-                                    </w:pPr>
-                                    <w:r>
-                                      <w:rPr>
-                                        <w:rFonts w:ascii="Times New Roman" w:hAnsi="Times New Roman" w:cs="Times New Roman"/>
-                                        <w:color w:val="000000" w:themeColor="text1"/>
-                                        <w:sz w:val="28"/>
-                                        <w:szCs w:val="28"/>
-                                      </w:rPr>
-                                      <w:t>GROUP 1 MEMBERS</w:t>
-                                    </w:r>
-                                  </w:p>
-                                </w:sdtContent>
-                              </w:sdt>
+                                </w:pPr>
+                                <w:r>
+                                  <w:rPr>
+                                    <w:rFonts w:ascii="Times New Roman" w:hAnsi="Times New Roman" w:cs="Times New Roman"/>
+                                    <w:sz w:val="28"/>
+                                    <w:szCs w:val="28"/>
+                                    <w:lang w:val="en-US"/>
+                                  </w:rPr>
+                                  <w:t>NKENGANYI STEADFAST SENG23SE003</w:t>
+                                </w:r>
+                              </w:p>
                               <w:p>
                                 <w:pPr>
                                   <w:rPr>
@@ -355,7 +329,7 @@
                             </w:txbxContent>
                           </wps:txbx>
                           <wps:bodyPr rot="0" vert="horz" wrap="square" lIns="91440" tIns="45720" rIns="91440" bIns="45720" anchor="t" anchorCtr="0">
-                            <a:noAutofit/>
+                            <a:spAutoFit/>
                           </wps:bodyPr>
                         </wps:wsp>
                       </a:graphicData>
@@ -364,61 +338,39 @@
                       <wp14:pctWidth>0</wp14:pctWidth>
                     </wp14:sizeRelH>
                     <wp14:sizeRelV relativeFrom="margin">
-                      <wp14:pctHeight>0</wp14:pctHeight>
+                      <wp14:pctHeight>20000</wp14:pctHeight>
                     </wp14:sizeRelV>
                   </wp:anchor>
                 </w:drawing>
               </mc:Choice>
               <mc:Fallback>
                 <w:pict>
-                  <v:shapetype w14:anchorId="360B4CCD" id="_x0000_t202" coordsize="21600,21600" o:spt="202" path="m,l,21600r21600,l21600,xe">
+                  <v:shapetype w14:anchorId="3352ED28" id="_x0000_t202" coordsize="21600,21600" o:spt="202" path="m,l,21600r21600,l21600,xe">
                     <v:stroke joinstyle="miter"/>
                     <v:path gradientshapeok="t" o:connecttype="rect"/>
                   </v:shapetype>
-                  <v:shape id="Text Box 2" o:spid="_x0000_s1026" type="#_x0000_t202" style="position:absolute;left:0;text-align:left;margin-left:72.6pt;margin-top:4.9pt;width:313pt;height:108.3pt;z-index:251661312;visibility:visible;mso-wrap-style:square;mso-width-percent:0;mso-height-percent:0;mso-wrap-distance-left:9pt;mso-wrap-distance-top:3.6pt;mso-wrap-distance-right:9pt;mso-wrap-distance-bottom:3.6pt;mso-position-horizontal:absolute;mso-position-horizontal-relative:text;mso-position-vertical:absolute;mso-position-vertical-relative:text;mso-width-percent:0;mso-height-percent:0;mso-width-relative:margin;mso-height-relative:margin;v-text-anchor:top" o:gfxdata="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">
-                    <v:textbox>
+                  <v:shape id="Text Box 2" o:spid="_x0000_s1026" type="#_x0000_t202" style="position:absolute;left:0;text-align:left;margin-left:0;margin-top:24.25pt;width:296.75pt;height:110.6pt;z-index:251663360;visibility:visible;mso-wrap-style:square;mso-width-percent:0;mso-height-percent:200;mso-wrap-distance-left:9pt;mso-wrap-distance-top:3.6pt;mso-wrap-distance-right:9pt;mso-wrap-distance-bottom:3.6pt;mso-position-horizontal:center;mso-position-horizontal-relative:margin;mso-position-vertical:absolute;mso-position-vertical-relative:text;mso-width-percent:0;mso-height-percent:200;mso-width-relative:margin;mso-height-relative:margin;v-text-anchor:top" o:gfxdata="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">
+                    <v:textbox style="mso-fit-shape-to-text:t">
                       <w:txbxContent>
-                        <w:sdt>
-                          <w:sdtPr>
+                        <w:p>
+                          <w:pPr>
                             <w:rPr>
                               <w:rFonts w:ascii="Times New Roman" w:hAnsi="Times New Roman" w:cs="Times New Roman"/>
-                              <w:color w:val="000000" w:themeColor="text1"/>
                               <w:sz w:val="28"/>
                               <w:szCs w:val="28"/>
+                              <w:lang w:val="en-US"/>
                             </w:rPr>
-                            <w:alias w:val="Subtitle"/>
-                            <w:tag w:val=""/>
-                            <w:id w:val="-1741173274"/>
-                            <w:placeholder>
-                              <w:docPart w:val="6310BA0990CB4D7BA9B4D52B34060A23"/>
-                            </w:placeholder>
-                            <w:dataBinding w:prefixMappings="xmlns:ns0='http://purl.org/dc/elements/1.1/' xmlns:ns1='http://schemas.openxmlformats.org/package/2006/metadata/core-properties' " w:xpath="/ns1:coreProperties[1]/ns0:subject[1]" w:storeItemID="{6C3C8BC8-F283-45AE-878A-BAB7291924A1}"/>
-                            <w:text/>
-                          </w:sdtPr>
-                          <w:sdtContent>
-                            <w:p>
-                              <w:pPr>
-                                <w:pStyle w:val="NoSpacing"/>
-                                <w:spacing w:line="360" w:lineRule="auto"/>
-                                <w:rPr>
-                                  <w:rFonts w:ascii="Times New Roman" w:hAnsi="Times New Roman" w:cs="Times New Roman"/>
-                                  <w:color w:val="000000" w:themeColor="text1"/>
-                                  <w:sz w:val="28"/>
-                                  <w:szCs w:val="28"/>
-                                </w:rPr>
-                              </w:pPr>
-                              <w:r>
-                                <w:rPr>
-                                  <w:rFonts w:ascii="Times New Roman" w:hAnsi="Times New Roman" w:cs="Times New Roman"/>
-                                  <w:color w:val="000000" w:themeColor="text1"/>
-                                  <w:sz w:val="28"/>
-                                  <w:szCs w:val="28"/>
-                                </w:rPr>
-                                <w:t>GROUP 1 MEMBERS</w:t>
-                              </w:r>
-                            </w:p>
-                          </w:sdtContent>
-                        </w:sdt>
+                          </w:pPr>
+                          <w:r>
+                            <w:rPr>
+                              <w:rFonts w:ascii="Times New Roman" w:hAnsi="Times New Roman" w:cs="Times New Roman"/>
+                              <w:sz w:val="28"/>
+                              <w:szCs w:val="28"/>
+                              <w:lang w:val="en-US"/>
+                            </w:rPr>
+                            <w:t>NKENGANYI STEADFAST SENG23SE003</w:t>
+                          </w:r>
+                        </w:p>
                         <w:p>
                           <w:pPr>
                             <w:rPr>
@@ -478,7 +430,7 @@
                         <w:p/>
                       </w:txbxContent>
                     </v:textbox>
-                    <w10:wrap type="square"/>
+                    <w10:wrap type="square" anchorx="margin"/>
                   </v:shape>
                 </w:pict>
               </mc:Fallback>
@@ -28384,37 +28336,6 @@
         </w:p>
       </w:docPartBody>
     </w:docPart>
-    <w:docPart>
-      <w:docPartPr>
-        <w:name w:val="6310BA0990CB4D7BA9B4D52B34060A23"/>
-        <w:category>
-          <w:name w:val="General"/>
-          <w:gallery w:val="placeholder"/>
-        </w:category>
-        <w:types>
-          <w:type w:val="bbPlcHdr"/>
-        </w:types>
-        <w:behaviors>
-          <w:behavior w:val="content"/>
-        </w:behaviors>
-        <w:guid w:val="{5E850CE0-D5A7-4C00-82D1-AD4C5801A055}"/>
-      </w:docPartPr>
-      <w:docPartBody>
-        <w:p>
-          <w:pPr>
-            <w:pStyle w:val="6310BA0990CB4D7BA9B4D52B34060A23"/>
-          </w:pPr>
-          <w:r>
-            <w:rPr>
-              <w:color w:val="156082" w:themeColor="accent1"/>
-              <w:sz w:val="28"/>
-              <w:szCs w:val="28"/>
-            </w:rPr>
-            <w:t>[Document subtitle]</w:t>
-          </w:r>
-        </w:p>
-      </w:docPartBody>
-    </w:docPart>
   </w:docParts>
 </w:glossaryDocument>
 </file>
@@ -28480,7 +28401,7 @@
   </w:compat>
   <w:rsids>
     <w:rsidRoot w:val="00EC55F6"/>
-    <w:rsid w:val="001A78A8"/>
+    <w:rsid w:val="003648FA"/>
     <w:rsid w:val="005B0DE0"/>
     <w:rsid w:val="00EC55F6"/>
   </w:rsids>
